--- a/date-selection-export-template.docx
+++ b/date-selection-export-template.docx
@@ -43,7 +43,7 @@
             </w:pPr>
             <w:r>
               <w:rPr>
-                <w:rFonts w:ascii="標楷體" w:eastAsia="標楷體" w:hAnsi="標楷體" w:hint="eastAsia" w:cs="標楷體"/>
+                <w:rFonts w:ascii="標楷體" w:eastAsia="標楷體" w:hAnsi="標楷體" w:cs="標楷體" w:hint="eastAsia"/>
                 <w:sz w:val="28"/>
                 <w:szCs w:val="28"/>
               </w:rPr>
@@ -114,7 +114,7 @@
             </w:pPr>
             <w:r>
               <w:rPr>
-                <w:rFonts w:ascii="標楷體" w:eastAsia="標楷體" w:hAnsi="標楷體" w:hint="eastAsia" w:cs="標楷體"/>
+                <w:rFonts w:ascii="標楷體" w:eastAsia="標楷體" w:hAnsi="標楷體" w:cs="標楷體" w:hint="eastAsia"/>
                 <w:sz w:val="28"/>
                 <w:szCs w:val="28"/>
               </w:rPr>
@@ -139,7 +139,7 @@
             </w:pPr>
             <w:r>
               <w:rPr>
-                <w:rFonts w:ascii="標楷體" w:eastAsia="標楷體" w:hAnsi="標楷體" w:hint="eastAsia" w:cs="標楷體"/>
+                <w:rFonts w:ascii="標楷體" w:eastAsia="標楷體" w:hAnsi="標楷體" w:cs="標楷體" w:hint="eastAsia"/>
                 <w:sz w:val="28"/>
                 <w:szCs w:val="28"/>
               </w:rPr>
@@ -166,7 +166,7 @@
             </w:pPr>
             <w:r>
               <w:rPr>
-                <w:rFonts w:ascii="標楷體" w:eastAsia="標楷體" w:hAnsi="標楷體" w:hint="eastAsia" w:cs="標楷體"/>
+                <w:rFonts w:ascii="標楷體" w:eastAsia="標楷體" w:hAnsi="標楷體" w:cs="標楷體" w:hint="eastAsia"/>
                 <w:sz w:val="28"/>
                 <w:szCs w:val="28"/>
               </w:rPr>
@@ -219,8 +219,7 @@
       </w:tblPr>
       <w:tblGrid>
         <w:gridCol w:w="534"/>
-        <w:gridCol w:w="992"/>
-        <w:gridCol w:w="2835"/>
+        <w:gridCol w:w="3827"/>
         <w:gridCol w:w="850"/>
       </w:tblGrid>
       <w:tr>
@@ -249,7 +248,7 @@
             </w:pPr>
             <w:r>
               <w:rPr>
-                <w:rFonts w:ascii="標楷體" w:eastAsia="標楷體" w:hAnsi="標楷體" w:hint="eastAsia" w:cs="標楷體"/>
+                <w:rFonts w:ascii="標楷體" w:eastAsia="標楷體" w:hAnsi="標楷體" w:cs="標楷體" w:hint="eastAsia"/>
                 <w:b/>
                 <w:sz w:val="28"/>
                 <w:szCs w:val="28"/>
@@ -260,7 +259,7 @@
         </w:tc>
         <w:tc>
           <w:tcPr>
-            <w:tcW w:w="992" w:type="dxa"/>
+            <w:tcW w:w="3827" w:type="dxa"/>
             <w:tcBorders>
               <w:top w:val="nil"/>
               <w:left w:val="nil"/>
@@ -278,52 +277,77 @@
             </w:pPr>
             <w:r>
               <w:rPr>
-                <w:rFonts w:ascii="標楷體" w:eastAsia="標楷體" w:hAnsi="標楷體" w:hint="eastAsia" w:cs="標楷體"/>
+                <w:rFonts w:ascii="標楷體" w:eastAsia="標楷體" w:hAnsi="標楷體" w:cs="標楷體" w:hint="eastAsia"/>
                 <w:sz w:val="28"/>
                 <w:szCs w:val="28"/>
               </w:rPr>
               <w:t>農曆:</w:t>
             </w:r>
           </w:p>
-        </w:tc>
-        <w:tc>
-          <w:tcPr>
-            <w:tcW w:w="2835" w:type="dxa"/>
+          <w:p>
+            <w:pPr>
+              <w:snapToGrid w:val="0"/>
+              <w:rPr>
+                <w:rFonts w:ascii="標楷體" w:eastAsia="標楷體" w:hAnsi="標楷體"/>
+                <w:sz w:val="28"/>
+                <w:szCs w:val="28"/>
+              </w:rPr>
+            </w:pPr>
+            <w:r>
+              <w:rPr>
+                <w:rFonts w:ascii="標楷體" w:eastAsia="標楷體" w:hAnsi="標楷體" w:cs="標楷體"/>
+                <w:sz w:val="28"/>
+                <w:szCs w:val="28"/>
+              </w:rPr>
+              <w:t>{{</w:t>
+            </w:r>
+            <w:proofErr w:type="spellStart"/>
+            <w:r>
+              <w:rPr>
+                <w:rFonts w:ascii="標楷體" w:eastAsia="標楷體" w:hAnsi="標楷體" w:cs="標楷體"/>
+                <w:sz w:val="28"/>
+                <w:szCs w:val="28"/>
+              </w:rPr>
+              <w:t>birth_lunar</w:t>
+            </w:r>
+            <w:proofErr w:type="spellEnd"/>
+            <w:r>
+              <w:rPr>
+                <w:rFonts w:ascii="標楷體" w:eastAsia="標楷體" w:hAnsi="標楷體" w:cs="標楷體"/>
+                <w:sz w:val="28"/>
+                <w:szCs w:val="28"/>
+              </w:rPr>
+              <w:t>}} {{</w:t>
+            </w:r>
+            <w:proofErr w:type="spellStart"/>
+            <w:r>
+              <w:rPr>
+                <w:rFonts w:ascii="標楷體" w:eastAsia="標楷體" w:hAnsi="標楷體" w:cs="標楷體"/>
+                <w:sz w:val="28"/>
+                <w:szCs w:val="28"/>
+              </w:rPr>
+              <w:t>birth_branch</w:t>
+            </w:r>
+            <w:proofErr w:type="spellEnd"/>
+            <w:r>
+              <w:rPr>
+                <w:rFonts w:ascii="標楷體" w:eastAsia="標楷體" w:hAnsi="標楷體" w:cs="標楷體"/>
+                <w:sz w:val="28"/>
+                <w:szCs w:val="28"/>
+              </w:rPr>
+              <w:t>}}</w:t>
+            </w:r>
+          </w:p>
+        </w:tc>
+        <w:tc>
+          <w:tcPr>
+            <w:tcW w:w="850" w:type="dxa"/>
+            <w:vMerge w:val="restart"/>
             <w:tcBorders>
               <w:top w:val="nil"/>
               <w:left w:val="nil"/>
               <w:right w:val="nil"/>
             </w:tcBorders>
-          </w:tcPr>
-          <w:p>
-            <w:pPr>
-              <w:snapToGrid w:val="0"/>
-              <w:jc w:val="center"/>
-              <w:rPr>
-                <w:rFonts w:ascii="標楷體" w:eastAsia="標楷體" w:hAnsi="標楷體"/>
-                <w:sz w:val="28"/>
-                <w:szCs w:val="28"/>
-              </w:rPr>
-            </w:pPr>
-            <w:r>
-              <w:rPr>
-                <w:rFonts w:ascii="標楷體" w:eastAsia="標楷體" w:hAnsi="標楷體" w:cs="標楷體"/>
-                <w:sz w:val="28"/>
-                <w:szCs w:val="28"/>
-              </w:rPr>
-              <w:t>{{birth_lunar}} {{birth_branch}}</w:t>
-            </w:r>
-          </w:p>
-        </w:tc>
-        <w:tc>
-          <w:tcPr>
-            <w:tcW w:w="850" w:type="dxa"/>
-            <w:vMerge w:val="restart"/>
-            <w:tcBorders>
-              <w:top w:val="nil"/>
-              <w:left w:val="nil"/>
-              <w:right w:val="nil"/>
-            </w:tcBorders>
             <w:vAlign w:val="center"/>
           </w:tcPr>
           <w:p>
@@ -338,7 +362,7 @@
             </w:pPr>
             <w:r>
               <w:rPr>
-                <w:rFonts w:ascii="標楷體" w:eastAsia="標楷體" w:hAnsi="標楷體" w:hint="eastAsia" w:cs="標楷體"/>
+                <w:rFonts w:ascii="標楷體" w:eastAsia="標楷體" w:hAnsi="標楷體" w:cs="標楷體" w:hint="eastAsia"/>
                 <w:sz w:val="28"/>
                 <w:szCs w:val="28"/>
               </w:rPr>
@@ -371,7 +395,7 @@
         </w:tc>
         <w:tc>
           <w:tcPr>
-            <w:tcW w:w="992" w:type="dxa"/>
+            <w:tcW w:w="3827" w:type="dxa"/>
             <w:tcBorders>
               <w:left w:val="nil"/>
               <w:bottom w:val="single" w:sz="4" w:space="0" w:color="auto"/>
@@ -389,40 +413,47 @@
             </w:pPr>
             <w:r>
               <w:rPr>
-                <w:rFonts w:ascii="標楷體" w:eastAsia="標楷體" w:hAnsi="標楷體" w:hint="eastAsia" w:cs="標楷體"/>
+                <w:rFonts w:ascii="標楷體" w:eastAsia="標楷體" w:hAnsi="標楷體" w:cs="標楷體" w:hint="eastAsia"/>
                 <w:sz w:val="28"/>
                 <w:szCs w:val="28"/>
               </w:rPr>
               <w:t>國曆:</w:t>
             </w:r>
           </w:p>
-        </w:tc>
-        <w:tc>
-          <w:tcPr>
-            <w:tcW w:w="2835" w:type="dxa"/>
-            <w:tcBorders>
-              <w:left w:val="nil"/>
-              <w:bottom w:val="single" w:sz="4" w:space="0" w:color="auto"/>
-              <w:right w:val="nil"/>
-            </w:tcBorders>
-          </w:tcPr>
-          <w:p>
-            <w:pPr>
-              <w:snapToGrid w:val="0"/>
-              <w:jc w:val="center"/>
-              <w:rPr>
-                <w:rFonts w:ascii="標楷體" w:eastAsia="標楷體" w:hAnsi="標楷體"/>
-                <w:sz w:val="28"/>
-                <w:szCs w:val="28"/>
-              </w:rPr>
-            </w:pPr>
-            <w:r>
-              <w:rPr>
-                <w:rFonts w:ascii="標楷體" w:eastAsia="標楷體" w:hAnsi="標楷體" w:cs="標楷體"/>
-                <w:sz w:val="28"/>
-                <w:szCs w:val="28"/>
-              </w:rPr>
-              <w:t>{{birth_solar}}</w:t>
+          <w:p>
+            <w:pPr>
+              <w:snapToGrid w:val="0"/>
+              <w:rPr>
+                <w:rFonts w:ascii="標楷體" w:eastAsia="標楷體" w:hAnsi="標楷體"/>
+                <w:sz w:val="28"/>
+                <w:szCs w:val="28"/>
+              </w:rPr>
+            </w:pPr>
+            <w:r>
+              <w:rPr>
+                <w:rFonts w:ascii="標楷體" w:eastAsia="標楷體" w:hAnsi="標楷體" w:cs="標楷體"/>
+                <w:sz w:val="28"/>
+                <w:szCs w:val="28"/>
+              </w:rPr>
+              <w:t>{{</w:t>
+            </w:r>
+            <w:proofErr w:type="spellStart"/>
+            <w:r>
+              <w:rPr>
+                <w:rFonts w:ascii="標楷體" w:eastAsia="標楷體" w:hAnsi="標楷體" w:cs="標楷體"/>
+                <w:sz w:val="28"/>
+                <w:szCs w:val="28"/>
+              </w:rPr>
+              <w:t>birth_solar</w:t>
+            </w:r>
+            <w:proofErr w:type="spellEnd"/>
+            <w:r>
+              <w:rPr>
+                <w:rFonts w:ascii="標楷體" w:eastAsia="標楷體" w:hAnsi="標楷體" w:cs="標楷體"/>
+                <w:sz w:val="28"/>
+                <w:szCs w:val="28"/>
+              </w:rPr>
+              <w:t>}}</w:t>
             </w:r>
           </w:p>
         </w:tc>
@@ -458,8 +489,7 @@
       </w:tblPr>
       <w:tblGrid>
         <w:gridCol w:w="534"/>
-        <w:gridCol w:w="992"/>
-        <w:gridCol w:w="2835"/>
+        <w:gridCol w:w="3827"/>
         <w:gridCol w:w="850"/>
       </w:tblGrid>
       <w:tr>
@@ -488,7 +518,7 @@
             </w:pPr>
             <w:r>
               <w:rPr>
-                <w:rFonts w:ascii="標楷體" w:eastAsia="標楷體" w:hAnsi="標楷體" w:hint="eastAsia" w:cs="標楷體"/>
+                <w:rFonts w:ascii="標楷體" w:eastAsia="標楷體" w:hAnsi="標楷體" w:cs="標楷體" w:hint="eastAsia"/>
                 <w:b/>
                 <w:sz w:val="28"/>
                 <w:szCs w:val="28"/>
@@ -500,7 +530,6 @@
         <w:tc>
           <w:tcPr>
             <w:tcW w:w="3827" w:type="dxa"/>
-            <w:gridSpan w:val="2"/>
             <w:tcBorders>
               <w:top w:val="nil"/>
               <w:left w:val="nil"/>
@@ -510,16 +539,15 @@
           <w:p>
             <w:pPr>
               <w:snapToGrid w:val="0"/>
-              <w:jc w:val="center"/>
-              <w:rPr>
-                <w:rFonts w:ascii="標楷體" w:eastAsia="標楷體" w:hAnsi="標楷體"/>
-                <w:sz w:val="28"/>
-                <w:szCs w:val="28"/>
-              </w:rPr>
-            </w:pPr>
-            <w:r>
-              <w:rPr>
-                <w:rFonts w:ascii="標楷體" w:eastAsia="標楷體" w:hAnsi="標楷體" w:hint="eastAsia" w:cs="標楷體"/>
+              <w:rPr>
+                <w:rFonts w:ascii="標楷體" w:eastAsia="標楷體" w:hAnsi="標楷體"/>
+                <w:sz w:val="28"/>
+                <w:szCs w:val="28"/>
+              </w:rPr>
+            </w:pPr>
+            <w:r>
+              <w:rPr>
+                <w:rFonts w:ascii="標楷體" w:eastAsia="標楷體" w:hAnsi="標楷體" w:cs="標楷體" w:hint="eastAsia"/>
                 <w:sz w:val="28"/>
                 <w:szCs w:val="28"/>
               </w:rPr>
@@ -550,7 +578,7 @@
             </w:pPr>
             <w:r>
               <w:rPr>
-                <w:rFonts w:ascii="標楷體" w:eastAsia="標楷體" w:hAnsi="標楷體" w:hint="eastAsia" w:cs="標楷體"/>
+                <w:rFonts w:ascii="標楷體" w:eastAsia="標楷體" w:hAnsi="標楷體" w:cs="標楷體" w:hint="eastAsia"/>
                 <w:sz w:val="28"/>
                 <w:szCs w:val="28"/>
               </w:rPr>
@@ -583,7 +611,7 @@
         </w:tc>
         <w:tc>
           <w:tcPr>
-            <w:tcW w:w="992" w:type="dxa"/>
+            <w:tcW w:w="3827" w:type="dxa"/>
             <w:tcBorders>
               <w:left w:val="nil"/>
               <w:bottom w:val="single" w:sz="4" w:space="0" w:color="auto"/>
@@ -601,40 +629,47 @@
             </w:pPr>
             <w:r>
               <w:rPr>
-                <w:rFonts w:ascii="標楷體" w:eastAsia="標楷體" w:hAnsi="標楷體" w:hint="eastAsia" w:cs="標楷體"/>
+                <w:rFonts w:ascii="標楷體" w:eastAsia="標楷體" w:hAnsi="標楷體" w:cs="標楷體" w:hint="eastAsia"/>
                 <w:sz w:val="28"/>
                 <w:szCs w:val="28"/>
               </w:rPr>
               <w:t>國曆:</w:t>
             </w:r>
           </w:p>
-        </w:tc>
-        <w:tc>
-          <w:tcPr>
-            <w:tcW w:w="2835" w:type="dxa"/>
-            <w:tcBorders>
-              <w:left w:val="nil"/>
-              <w:bottom w:val="single" w:sz="4" w:space="0" w:color="auto"/>
-              <w:right w:val="nil"/>
-            </w:tcBorders>
-          </w:tcPr>
-          <w:p>
-            <w:pPr>
-              <w:snapToGrid w:val="0"/>
-              <w:jc w:val="center"/>
-              <w:rPr>
-                <w:rFonts w:ascii="標楷體" w:eastAsia="標楷體" w:hAnsi="標楷體"/>
-                <w:sz w:val="28"/>
-                <w:szCs w:val="28"/>
-              </w:rPr>
-            </w:pPr>
-            <w:r>
-              <w:rPr>
-                <w:rFonts w:ascii="標楷體" w:eastAsia="標楷體" w:hAnsi="標楷體" w:cs="標楷體"/>
-                <w:sz w:val="28"/>
-                <w:szCs w:val="28"/>
-              </w:rPr>
-              <w:t>{{death_solar}}</w:t>
+          <w:p>
+            <w:pPr>
+              <w:snapToGrid w:val="0"/>
+              <w:rPr>
+                <w:rFonts w:ascii="標楷體" w:eastAsia="標楷體" w:hAnsi="標楷體"/>
+                <w:sz w:val="28"/>
+                <w:szCs w:val="28"/>
+              </w:rPr>
+            </w:pPr>
+            <w:r>
+              <w:rPr>
+                <w:rFonts w:ascii="標楷體" w:eastAsia="標楷體" w:hAnsi="標楷體" w:cs="標楷體"/>
+                <w:sz w:val="28"/>
+                <w:szCs w:val="28"/>
+              </w:rPr>
+              <w:t>{{</w:t>
+            </w:r>
+            <w:proofErr w:type="spellStart"/>
+            <w:r>
+              <w:rPr>
+                <w:rFonts w:ascii="標楷體" w:eastAsia="標楷體" w:hAnsi="標楷體" w:cs="標楷體"/>
+                <w:sz w:val="28"/>
+                <w:szCs w:val="28"/>
+              </w:rPr>
+              <w:t>death_solar</w:t>
+            </w:r>
+            <w:proofErr w:type="spellEnd"/>
+            <w:r>
+              <w:rPr>
+                <w:rFonts w:ascii="標楷體" w:eastAsia="標楷體" w:hAnsi="標楷體" w:cs="標楷體"/>
+                <w:sz w:val="28"/>
+                <w:szCs w:val="28"/>
+              </w:rPr>
+              <w:t>}}</w:t>
             </w:r>
           </w:p>
         </w:tc>
@@ -716,7 +751,7 @@
             </w:pPr>
             <w:r>
               <w:rPr>
-                <w:rFonts w:ascii="標楷體" w:eastAsia="標楷體" w:hAnsi="標楷體" w:hint="eastAsia" w:cs="標楷體"/>
+                <w:rFonts w:ascii="標楷體" w:eastAsia="標楷體" w:hAnsi="標楷體" w:cs="標楷體" w:hint="eastAsia"/>
                 <w:sz w:val="28"/>
                 <w:szCs w:val="28"/>
               </w:rPr>
@@ -741,7 +776,7 @@
             </w:pPr>
             <w:r>
               <w:rPr>
-                <w:rFonts w:ascii="標楷體" w:eastAsia="標楷體" w:hAnsi="標楷體" w:hint="eastAsia" w:cs="標楷體"/>
+                <w:rFonts w:ascii="標楷體" w:eastAsia="標楷體" w:hAnsi="標楷體" w:cs="標楷體" w:hint="eastAsia"/>
                 <w:sz w:val="28"/>
                 <w:szCs w:val="28"/>
               </w:rPr>
@@ -766,7 +801,7 @@
             </w:pPr>
             <w:r>
               <w:rPr>
-                <w:rFonts w:ascii="標楷體" w:eastAsia="標楷體" w:hAnsi="標楷體" w:hint="eastAsia" w:cs="標楷體"/>
+                <w:rFonts w:ascii="標楷體" w:eastAsia="標楷體" w:hAnsi="標楷體" w:cs="標楷體" w:hint="eastAsia"/>
                 <w:sz w:val="28"/>
                 <w:szCs w:val="28"/>
               </w:rPr>
@@ -794,7 +829,7 @@
             </w:pPr>
             <w:r>
               <w:rPr>
-                <w:rFonts w:ascii="標楷體" w:eastAsia="標楷體" w:hAnsi="標楷體" w:hint="eastAsia" w:cs="標楷體"/>
+                <w:rFonts w:ascii="標楷體" w:eastAsia="標楷體" w:hAnsi="標楷體" w:cs="標楷體" w:hint="eastAsia"/>
                 <w:sz w:val="28"/>
                 <w:szCs w:val="28"/>
               </w:rPr>
@@ -822,7 +857,7 @@
             </w:pPr>
             <w:r>
               <w:rPr>
-                <w:rFonts w:ascii="標楷體" w:eastAsia="標楷體" w:hAnsi="標楷體" w:hint="eastAsia" w:cs="標楷體"/>
+                <w:rFonts w:ascii="標楷體" w:eastAsia="標楷體" w:hAnsi="標楷體" w:cs="標楷體" w:hint="eastAsia"/>
                 <w:sz w:val="28"/>
                 <w:szCs w:val="28"/>
               </w:rPr>
@@ -847,7 +882,7 @@
             </w:pPr>
             <w:r>
               <w:rPr>
-                <w:rFonts w:ascii="標楷體" w:eastAsia="標楷體" w:hAnsi="標楷體" w:hint="eastAsia" w:cs="標楷體"/>
+                <w:rFonts w:ascii="標楷體" w:eastAsia="標楷體" w:hAnsi="標楷體" w:cs="標楷體" w:hint="eastAsia"/>
                 <w:sz w:val="28"/>
                 <w:szCs w:val="28"/>
               </w:rPr>
@@ -872,7 +907,7 @@
             </w:pPr>
             <w:r>
               <w:rPr>
-                <w:rFonts w:ascii="標楷體" w:eastAsia="標楷體" w:hAnsi="標楷體" w:hint="eastAsia" w:cs="標楷體"/>
+                <w:rFonts w:ascii="標楷體" w:eastAsia="標楷體" w:hAnsi="標楷體" w:cs="標楷體" w:hint="eastAsia"/>
                 <w:sz w:val="28"/>
                 <w:szCs w:val="28"/>
               </w:rPr>
@@ -897,7 +932,7 @@
             </w:pPr>
             <w:r>
               <w:rPr>
-                <w:rFonts w:ascii="標楷體" w:eastAsia="標楷體" w:hAnsi="標楷體" w:hint="eastAsia" w:cs="標楷體"/>
+                <w:rFonts w:ascii="標楷體" w:eastAsia="標楷體" w:hAnsi="標楷體" w:cs="標楷體" w:hint="eastAsia"/>
                 <w:sz w:val="28"/>
                 <w:szCs w:val="28"/>
               </w:rPr>
@@ -978,7 +1013,7 @@
             </w:pPr>
             <w:r>
               <w:rPr>
-                <w:rFonts w:ascii="標楷體" w:eastAsia="標楷體" w:hAnsi="標楷體" w:hint="eastAsia" w:cs="標楷體"/>
+                <w:rFonts w:ascii="標楷體" w:eastAsia="標楷體" w:hAnsi="標楷體" w:cs="標楷體" w:hint="eastAsia"/>
                 <w:sz w:val="28"/>
                 <w:szCs w:val="28"/>
               </w:rPr>
@@ -1086,7 +1121,7 @@
             </w:pPr>
             <w:r>
               <w:rPr>
-                <w:rFonts w:ascii="標楷體" w:eastAsia="標楷體" w:hAnsi="標楷體" w:hint="eastAsia" w:cs="標楷體"/>
+                <w:rFonts w:ascii="標楷體" w:eastAsia="標楷體" w:hAnsi="標楷體" w:cs="標楷體" w:hint="eastAsia"/>
                 <w:sz w:val="28"/>
                 <w:szCs w:val="28"/>
               </w:rPr>
@@ -1175,7 +1210,7 @@
             </w:pPr>
             <w:r>
               <w:rPr>
-                <w:rFonts w:ascii="標楷體" w:eastAsia="標楷體" w:hAnsi="標楷體" w:hint="eastAsia" w:cs="標楷體"/>
+                <w:rFonts w:ascii="標楷體" w:eastAsia="標楷體" w:hAnsi="標楷體" w:cs="標楷體" w:hint="eastAsia"/>
                 <w:sz w:val="28"/>
                 <w:szCs w:val="28"/>
               </w:rPr>
@@ -1259,7 +1294,7 @@
             </w:pPr>
             <w:r>
               <w:rPr>
-                <w:rFonts w:ascii="標楷體" w:eastAsia="標楷體" w:hAnsi="標楷體" w:hint="eastAsia" w:cs="標楷體"/>
+                <w:rFonts w:ascii="標楷體" w:eastAsia="標楷體" w:hAnsi="標楷體" w:cs="標楷體" w:hint="eastAsia"/>
                 <w:sz w:val="28"/>
                 <w:szCs w:val="28"/>
               </w:rPr>
@@ -1356,7 +1391,7 @@
             </w:pPr>
             <w:r>
               <w:rPr>
-                <w:rFonts w:ascii="標楷體" w:eastAsia="標楷體" w:hAnsi="標楷體" w:hint="eastAsia" w:cs="標楷體"/>
+                <w:rFonts w:ascii="標楷體" w:eastAsia="標楷體" w:hAnsi="標楷體" w:cs="標楷體" w:hint="eastAsia"/>
                 <w:sz w:val="28"/>
                 <w:szCs w:val="28"/>
               </w:rPr>
@@ -1464,7 +1499,7 @@
             </w:pPr>
             <w:r>
               <w:rPr>
-                <w:rFonts w:ascii="標楷體" w:eastAsia="標楷體" w:hAnsi="標楷體" w:hint="eastAsia" w:cs="標楷體"/>
+                <w:rFonts w:ascii="標楷體" w:eastAsia="標楷體" w:hAnsi="標楷體" w:cs="標楷體" w:hint="eastAsia"/>
                 <w:sz w:val="28"/>
                 <w:szCs w:val="28"/>
               </w:rPr>
@@ -1553,7 +1588,7 @@
             </w:pPr>
             <w:r>
               <w:rPr>
-                <w:rFonts w:ascii="標楷體" w:eastAsia="標楷體" w:hAnsi="標楷體" w:hint="eastAsia" w:cs="標楷體"/>
+                <w:rFonts w:ascii="標楷體" w:eastAsia="標楷體" w:hAnsi="標楷體" w:cs="標楷體" w:hint="eastAsia"/>
                 <w:sz w:val="28"/>
                 <w:szCs w:val="28"/>
               </w:rPr>
@@ -1637,7 +1672,7 @@
             </w:pPr>
             <w:r>
               <w:rPr>
-                <w:rFonts w:ascii="標楷體" w:eastAsia="標楷體" w:hAnsi="標楷體" w:hint="eastAsia" w:cs="標楷體"/>
+                <w:rFonts w:ascii="標楷體" w:eastAsia="標楷體" w:hAnsi="標楷體" w:cs="標楷體" w:hint="eastAsia"/>
                 <w:sz w:val="28"/>
                 <w:szCs w:val="28"/>
               </w:rPr>
@@ -1734,7 +1769,7 @@
             </w:pPr>
             <w:r>
               <w:rPr>
-                <w:rFonts w:ascii="標楷體" w:eastAsia="標楷體" w:hAnsi="標楷體" w:hint="eastAsia" w:cs="標楷體"/>
+                <w:rFonts w:ascii="標楷體" w:eastAsia="標楷體" w:hAnsi="標楷體" w:cs="標楷體" w:hint="eastAsia"/>
                 <w:sz w:val="28"/>
                 <w:szCs w:val="28"/>
               </w:rPr>
@@ -1842,7 +1877,7 @@
             </w:pPr>
             <w:r>
               <w:rPr>
-                <w:rFonts w:ascii="標楷體" w:eastAsia="標楷體" w:hAnsi="標楷體" w:hint="eastAsia" w:cs="標楷體"/>
+                <w:rFonts w:ascii="標楷體" w:eastAsia="標楷體" w:hAnsi="標楷體" w:cs="標楷體" w:hint="eastAsia"/>
                 <w:sz w:val="28"/>
                 <w:szCs w:val="28"/>
               </w:rPr>
@@ -1931,7 +1966,7 @@
             </w:pPr>
             <w:r>
               <w:rPr>
-                <w:rFonts w:ascii="標楷體" w:eastAsia="標楷體" w:hAnsi="標楷體" w:hint="eastAsia" w:cs="標楷體"/>
+                <w:rFonts w:ascii="標楷體" w:eastAsia="標楷體" w:hAnsi="標楷體" w:cs="標楷體" w:hint="eastAsia"/>
                 <w:sz w:val="28"/>
                 <w:szCs w:val="28"/>
               </w:rPr>
@@ -2015,7 +2050,7 @@
             </w:pPr>
             <w:r>
               <w:rPr>
-                <w:rFonts w:ascii="標楷體" w:eastAsia="標楷體" w:hAnsi="標楷體" w:hint="eastAsia" w:cs="標楷體"/>
+                <w:rFonts w:ascii="標楷體" w:eastAsia="標楷體" w:hAnsi="標楷體" w:cs="標楷體" w:hint="eastAsia"/>
                 <w:sz w:val="28"/>
                 <w:szCs w:val="28"/>
               </w:rPr>
@@ -2112,7 +2147,7 @@
             </w:pPr>
             <w:r>
               <w:rPr>
-                <w:rFonts w:ascii="標楷體" w:eastAsia="標楷體" w:hAnsi="標楷體" w:hint="eastAsia" w:cs="標楷體"/>
+                <w:rFonts w:ascii="標楷體" w:eastAsia="標楷體" w:hAnsi="標楷體" w:cs="標楷體" w:hint="eastAsia"/>
                 <w:sz w:val="28"/>
                 <w:szCs w:val="28"/>
               </w:rPr>
@@ -2220,7 +2255,7 @@
             </w:pPr>
             <w:r>
               <w:rPr>
-                <w:rFonts w:ascii="標楷體" w:eastAsia="標楷體" w:hAnsi="標楷體" w:hint="eastAsia" w:cs="標楷體"/>
+                <w:rFonts w:ascii="標楷體" w:eastAsia="標楷體" w:hAnsi="標楷體" w:cs="標楷體" w:hint="eastAsia"/>
                 <w:sz w:val="28"/>
                 <w:szCs w:val="28"/>
               </w:rPr>
@@ -2309,7 +2344,7 @@
             </w:pPr>
             <w:r>
               <w:rPr>
-                <w:rFonts w:ascii="標楷體" w:eastAsia="標楷體" w:hAnsi="標楷體" w:hint="eastAsia" w:cs="標楷體"/>
+                <w:rFonts w:ascii="標楷體" w:eastAsia="標楷體" w:hAnsi="標楷體" w:cs="標楷體" w:hint="eastAsia"/>
                 <w:sz w:val="28"/>
                 <w:szCs w:val="28"/>
               </w:rPr>
@@ -2393,7 +2428,7 @@
             </w:pPr>
             <w:r>
               <w:rPr>
-                <w:rFonts w:ascii="標楷體" w:eastAsia="標楷體" w:hAnsi="標楷體" w:hint="eastAsia" w:cs="標楷體"/>
+                <w:rFonts w:ascii="標楷體" w:eastAsia="標楷體" w:hAnsi="標楷體" w:cs="標楷體" w:hint="eastAsia"/>
                 <w:sz w:val="28"/>
                 <w:szCs w:val="28"/>
               </w:rPr>
@@ -2490,7 +2525,7 @@
             </w:pPr>
             <w:r>
               <w:rPr>
-                <w:rFonts w:ascii="標楷體" w:eastAsia="標楷體" w:hAnsi="標楷體" w:hint="eastAsia" w:cs="標楷體"/>
+                <w:rFonts w:ascii="標楷體" w:eastAsia="標楷體" w:hAnsi="標楷體" w:cs="標楷體" w:hint="eastAsia"/>
                 <w:sz w:val="28"/>
                 <w:szCs w:val="28"/>
               </w:rPr>
@@ -2598,7 +2633,7 @@
             </w:pPr>
             <w:r>
               <w:rPr>
-                <w:rFonts w:ascii="標楷體" w:eastAsia="標楷體" w:hAnsi="標楷體" w:hint="eastAsia" w:cs="標楷體"/>
+                <w:rFonts w:ascii="標楷體" w:eastAsia="標楷體" w:hAnsi="標楷體" w:cs="標楷體" w:hint="eastAsia"/>
                 <w:sz w:val="28"/>
                 <w:szCs w:val="28"/>
               </w:rPr>
@@ -2687,7 +2722,7 @@
             </w:pPr>
             <w:r>
               <w:rPr>
-                <w:rFonts w:ascii="標楷體" w:eastAsia="標楷體" w:hAnsi="標楷體" w:hint="eastAsia" w:cs="標楷體"/>
+                <w:rFonts w:ascii="標楷體" w:eastAsia="標楷體" w:hAnsi="標楷體" w:cs="標楷體" w:hint="eastAsia"/>
                 <w:sz w:val="28"/>
                 <w:szCs w:val="28"/>
               </w:rPr>
@@ -2771,7 +2806,7 @@
             </w:pPr>
             <w:r>
               <w:rPr>
-                <w:rFonts w:ascii="標楷體" w:eastAsia="標楷體" w:hAnsi="標楷體" w:hint="eastAsia" w:cs="標楷體"/>
+                <w:rFonts w:ascii="標楷體" w:eastAsia="標楷體" w:hAnsi="標楷體" w:cs="標楷體" w:hint="eastAsia"/>
                 <w:sz w:val="28"/>
                 <w:szCs w:val="28"/>
               </w:rPr>
@@ -2822,7 +2857,7 @@
                 <w:sz w:val="28"/>
                 <w:szCs w:val="28"/>
               </w:rPr>
-              <w:t>{{family_11_honori</w:t>
+              <w:t>{{fami</w:t>
             </w:r>
             <w:r>
               <w:rPr>
@@ -2831,7 +2866,7 @@
                 <w:szCs w:val="28"/>
               </w:rPr>
               <w:lastRenderedPageBreak/>
-              <w:t>fic}}</w:t>
+              <w:t>ly_11_honorific}}</w:t>
             </w:r>
           </w:p>
         </w:tc>
@@ -2858,7 +2893,16 @@
                 <w:szCs w:val="28"/>
               </w:rPr>
               <w:lastRenderedPageBreak/>
-              <w:t>{{family_11_name}}</w:t>
+              <w:t>{{family</w:t>
+            </w:r>
+            <w:r>
+              <w:rPr>
+                <w:rFonts w:ascii="標楷體" w:eastAsia="標楷體" w:hAnsi="標楷體" w:cs="標楷體"/>
+                <w:sz w:val="28"/>
+                <w:szCs w:val="28"/>
+              </w:rPr>
+              <w:lastRenderedPageBreak/>
+              <w:t>_11_name}}</w:t>
             </w:r>
           </w:p>
         </w:tc>
@@ -2878,11 +2922,21 @@
             </w:pPr>
             <w:r>
               <w:rPr>
-                <w:rFonts w:ascii="標楷體" w:eastAsia="標楷體" w:hAnsi="標楷體" w:hint="eastAsia" w:cs="標楷體"/>
-                <w:sz w:val="28"/>
-                <w:szCs w:val="28"/>
-              </w:rPr>
-              <w:t>農: {{family_11_lunar}}</w:t>
+                <w:rFonts w:ascii="標楷體" w:eastAsia="標楷體" w:hAnsi="標楷體" w:cs="標楷體" w:hint="eastAsia"/>
+                <w:sz w:val="28"/>
+                <w:szCs w:val="28"/>
+              </w:rPr>
+              <w:lastRenderedPageBreak/>
+              <w:t xml:space="preserve">農: </w:t>
+            </w:r>
+            <w:r>
+              <w:rPr>
+                <w:rFonts w:ascii="標楷體" w:eastAsia="標楷體" w:hAnsi="標楷體" w:cs="標楷體" w:hint="eastAsia"/>
+                <w:sz w:val="28"/>
+                <w:szCs w:val="28"/>
+              </w:rPr>
+              <w:lastRenderedPageBreak/>
+              <w:t>{{family_11_lunar}}</w:t>
             </w:r>
           </w:p>
         </w:tc>
@@ -2911,16 +2965,17 @@
                 <w:sz w:val="28"/>
                 <w:szCs w:val="28"/>
               </w:rPr>
-              <w:t>{{family_11_fat</w:t>
-            </w:r>
-            <w:r>
-              <w:rPr>
-                <w:rFonts w:ascii="標楷體" w:eastAsia="標楷體" w:hAnsi="標楷體" w:cs="標楷體"/>
-                <w:sz w:val="28"/>
-                <w:szCs w:val="28"/>
-              </w:rPr>
               <w:lastRenderedPageBreak/>
-              <w:t>e}}</w:t>
+              <w:t>{{fam</w:t>
+            </w:r>
+            <w:r>
+              <w:rPr>
+                <w:rFonts w:ascii="標楷體" w:eastAsia="標楷體" w:hAnsi="標楷體" w:cs="標楷體"/>
+                <w:sz w:val="28"/>
+                <w:szCs w:val="28"/>
+              </w:rPr>
+              <w:lastRenderedPageBreak/>
+              <w:t>ily_11_fate}}</w:t>
             </w:r>
           </w:p>
         </w:tc>
@@ -2950,7 +3005,7 @@
                 <w:szCs w:val="28"/>
               </w:rPr>
               <w:lastRenderedPageBreak/>
-              <w:t>{{family_12_honori</w:t>
+              <w:t>{{fami</w:t>
             </w:r>
             <w:r>
               <w:rPr>
@@ -2959,7 +3014,7 @@
                 <w:szCs w:val="28"/>
               </w:rPr>
               <w:lastRenderedPageBreak/>
-              <w:t>fic}}</w:t>
+              <w:t>ly_12_honorific}}</w:t>
             </w:r>
           </w:p>
         </w:tc>
@@ -2986,7 +3041,16 @@
                 <w:szCs w:val="28"/>
               </w:rPr>
               <w:lastRenderedPageBreak/>
-              <w:t>{{family_12_name}}</w:t>
+              <w:t>{{family</w:t>
+            </w:r>
+            <w:r>
+              <w:rPr>
+                <w:rFonts w:ascii="標楷體" w:eastAsia="標楷體" w:hAnsi="標楷體" w:cs="標楷體"/>
+                <w:sz w:val="28"/>
+                <w:szCs w:val="28"/>
+              </w:rPr>
+              <w:lastRenderedPageBreak/>
+              <w:t>_12_name}}</w:t>
             </w:r>
           </w:p>
         </w:tc>
@@ -3006,11 +3070,21 @@
             </w:pPr>
             <w:r>
               <w:rPr>
-                <w:rFonts w:ascii="標楷體" w:eastAsia="標楷體" w:hAnsi="標楷體" w:hint="eastAsia" w:cs="標楷體"/>
-                <w:sz w:val="28"/>
-                <w:szCs w:val="28"/>
-              </w:rPr>
-              <w:t>農: {{family_12_lunar}}</w:t>
+                <w:rFonts w:ascii="標楷體" w:eastAsia="標楷體" w:hAnsi="標楷體" w:cs="標楷體" w:hint="eastAsia"/>
+                <w:sz w:val="28"/>
+                <w:szCs w:val="28"/>
+              </w:rPr>
+              <w:lastRenderedPageBreak/>
+              <w:t xml:space="preserve">農: </w:t>
+            </w:r>
+            <w:r>
+              <w:rPr>
+                <w:rFonts w:ascii="標楷體" w:eastAsia="標楷體" w:hAnsi="標楷體" w:cs="標楷體" w:hint="eastAsia"/>
+                <w:sz w:val="28"/>
+                <w:szCs w:val="28"/>
+              </w:rPr>
+              <w:lastRenderedPageBreak/>
+              <w:t>{{family_12_lunar}}</w:t>
             </w:r>
           </w:p>
         </w:tc>
@@ -3034,16 +3108,17 @@
                 <w:sz w:val="28"/>
                 <w:szCs w:val="28"/>
               </w:rPr>
-              <w:t>{{family_12_fat</w:t>
-            </w:r>
-            <w:r>
-              <w:rPr>
-                <w:rFonts w:ascii="標楷體" w:eastAsia="標楷體" w:hAnsi="標楷體" w:cs="標楷體"/>
-                <w:sz w:val="28"/>
-                <w:szCs w:val="28"/>
-              </w:rPr>
               <w:lastRenderedPageBreak/>
-              <w:t>e}}</w:t>
+              <w:t>{{fam</w:t>
+            </w:r>
+            <w:r>
+              <w:rPr>
+                <w:rFonts w:ascii="標楷體" w:eastAsia="標楷體" w:hAnsi="標楷體" w:cs="標楷體"/>
+                <w:sz w:val="28"/>
+                <w:szCs w:val="28"/>
+              </w:rPr>
+              <w:lastRenderedPageBreak/>
+              <w:t>ily_12_fate}}</w:t>
             </w:r>
           </w:p>
         </w:tc>
@@ -3104,7 +3179,7 @@
             </w:pPr>
             <w:r>
               <w:rPr>
-                <w:rFonts w:ascii="標楷體" w:eastAsia="標楷體" w:hAnsi="標楷體" w:hint="eastAsia" w:cs="標楷體"/>
+                <w:rFonts w:ascii="標楷體" w:eastAsia="標楷體" w:hAnsi="標楷體" w:cs="標楷體" w:hint="eastAsia"/>
                 <w:sz w:val="28"/>
                 <w:szCs w:val="28"/>
               </w:rPr>
@@ -3188,7 +3263,7 @@
             </w:pPr>
             <w:r>
               <w:rPr>
-                <w:rFonts w:ascii="標楷體" w:eastAsia="標楷體" w:hAnsi="標楷體" w:hint="eastAsia" w:cs="標楷體"/>
+                <w:rFonts w:ascii="標楷體" w:eastAsia="標楷體" w:hAnsi="標楷體" w:cs="標楷體" w:hint="eastAsia"/>
                 <w:sz w:val="28"/>
                 <w:szCs w:val="28"/>
               </w:rPr>
@@ -3285,7 +3360,7 @@
             </w:pPr>
             <w:r>
               <w:rPr>
-                <w:rFonts w:ascii="標楷體" w:eastAsia="標楷體" w:hAnsi="標楷體" w:hint="eastAsia" w:cs="標楷體"/>
+                <w:rFonts w:ascii="標楷體" w:eastAsia="標楷體" w:hAnsi="標楷體" w:cs="標楷體" w:hint="eastAsia"/>
                 <w:sz w:val="28"/>
                 <w:szCs w:val="28"/>
               </w:rPr>
@@ -3393,7 +3468,7 @@
             </w:pPr>
             <w:r>
               <w:rPr>
-                <w:rFonts w:ascii="標楷體" w:eastAsia="標楷體" w:hAnsi="標楷體" w:hint="eastAsia" w:cs="標楷體"/>
+                <w:rFonts w:ascii="標楷體" w:eastAsia="標楷體" w:hAnsi="標楷體" w:cs="標楷體" w:hint="eastAsia"/>
                 <w:sz w:val="28"/>
                 <w:szCs w:val="28"/>
               </w:rPr>
@@ -3482,7 +3557,7 @@
             </w:pPr>
             <w:r>
               <w:rPr>
-                <w:rFonts w:ascii="標楷體" w:eastAsia="標楷體" w:hAnsi="標楷體" w:hint="eastAsia" w:cs="標楷體"/>
+                <w:rFonts w:ascii="標楷體" w:eastAsia="標楷體" w:hAnsi="標楷體" w:cs="標楷體" w:hint="eastAsia"/>
                 <w:sz w:val="28"/>
                 <w:szCs w:val="28"/>
               </w:rPr>
@@ -3566,7 +3641,7 @@
             </w:pPr>
             <w:r>
               <w:rPr>
-                <w:rFonts w:ascii="標楷體" w:eastAsia="標楷體" w:hAnsi="標楷體" w:hint="eastAsia" w:cs="標楷體"/>
+                <w:rFonts w:ascii="標楷體" w:eastAsia="標楷體" w:hAnsi="標楷體" w:cs="標楷體" w:hint="eastAsia"/>
                 <w:sz w:val="28"/>
                 <w:szCs w:val="28"/>
               </w:rPr>
@@ -3663,7 +3738,7 @@
             </w:pPr>
             <w:r>
               <w:rPr>
-                <w:rFonts w:ascii="標楷體" w:eastAsia="標楷體" w:hAnsi="標楷體" w:hint="eastAsia" w:cs="標楷體"/>
+                <w:rFonts w:ascii="標楷體" w:eastAsia="標楷體" w:hAnsi="標楷體" w:cs="標楷體" w:hint="eastAsia"/>
                 <w:sz w:val="28"/>
                 <w:szCs w:val="28"/>
               </w:rPr>
@@ -3771,7 +3846,7 @@
             </w:pPr>
             <w:r>
               <w:rPr>
-                <w:rFonts w:ascii="標楷體" w:eastAsia="標楷體" w:hAnsi="標楷體" w:hint="eastAsia" w:cs="標楷體"/>
+                <w:rFonts w:ascii="標楷體" w:eastAsia="標楷體" w:hAnsi="標楷體" w:cs="標楷體" w:hint="eastAsia"/>
                 <w:sz w:val="28"/>
                 <w:szCs w:val="28"/>
               </w:rPr>
@@ -3860,7 +3935,7 @@
             </w:pPr>
             <w:r>
               <w:rPr>
-                <w:rFonts w:ascii="標楷體" w:eastAsia="標楷體" w:hAnsi="標楷體" w:hint="eastAsia" w:cs="標楷體"/>
+                <w:rFonts w:ascii="標楷體" w:eastAsia="標楷體" w:hAnsi="標楷體" w:cs="標楷體" w:hint="eastAsia"/>
                 <w:sz w:val="28"/>
                 <w:szCs w:val="28"/>
               </w:rPr>
@@ -3944,7 +4019,7 @@
             </w:pPr>
             <w:r>
               <w:rPr>
-                <w:rFonts w:ascii="標楷體" w:eastAsia="標楷體" w:hAnsi="標楷體" w:hint="eastAsia" w:cs="標楷體"/>
+                <w:rFonts w:ascii="標楷體" w:eastAsia="標楷體" w:hAnsi="標楷體" w:cs="標楷體" w:hint="eastAsia"/>
                 <w:sz w:val="28"/>
                 <w:szCs w:val="28"/>
               </w:rPr>
@@ -4041,7 +4116,7 @@
             </w:pPr>
             <w:r>
               <w:rPr>
-                <w:rFonts w:ascii="標楷體" w:eastAsia="標楷體" w:hAnsi="標楷體" w:hint="eastAsia" w:cs="標楷體"/>
+                <w:rFonts w:ascii="標楷體" w:eastAsia="標楷體" w:hAnsi="標楷體" w:cs="標楷體" w:hint="eastAsia"/>
                 <w:sz w:val="28"/>
                 <w:szCs w:val="28"/>
               </w:rPr>
@@ -4149,7 +4224,7 @@
             </w:pPr>
             <w:r>
               <w:rPr>
-                <w:rFonts w:ascii="標楷體" w:eastAsia="標楷體" w:hAnsi="標楷體" w:hint="eastAsia" w:cs="標楷體"/>
+                <w:rFonts w:ascii="標楷體" w:eastAsia="標楷體" w:hAnsi="標楷體" w:cs="標楷體" w:hint="eastAsia"/>
                 <w:sz w:val="28"/>
                 <w:szCs w:val="28"/>
               </w:rPr>
@@ -4238,7 +4313,7 @@
             </w:pPr>
             <w:r>
               <w:rPr>
-                <w:rFonts w:ascii="標楷體" w:eastAsia="標楷體" w:hAnsi="標楷體" w:hint="eastAsia" w:cs="標楷體"/>
+                <w:rFonts w:ascii="標楷體" w:eastAsia="標楷體" w:hAnsi="標楷體" w:cs="標楷體" w:hint="eastAsia"/>
                 <w:sz w:val="28"/>
                 <w:szCs w:val="28"/>
               </w:rPr>
@@ -4322,7 +4397,7 @@
             </w:pPr>
             <w:r>
               <w:rPr>
-                <w:rFonts w:ascii="標楷體" w:eastAsia="標楷體" w:hAnsi="標楷體" w:hint="eastAsia" w:cs="標楷體"/>
+                <w:rFonts w:ascii="標楷體" w:eastAsia="標楷體" w:hAnsi="標楷體" w:cs="標楷體" w:hint="eastAsia"/>
                 <w:sz w:val="28"/>
                 <w:szCs w:val="28"/>
               </w:rPr>
@@ -4419,7 +4494,7 @@
             </w:pPr>
             <w:r>
               <w:rPr>
-                <w:rFonts w:ascii="標楷體" w:eastAsia="標楷體" w:hAnsi="標楷體" w:hint="eastAsia" w:cs="標楷體"/>
+                <w:rFonts w:ascii="標楷體" w:eastAsia="標楷體" w:hAnsi="標楷體" w:cs="標楷體" w:hint="eastAsia"/>
                 <w:sz w:val="28"/>
                 <w:szCs w:val="28"/>
               </w:rPr>
@@ -4527,7 +4602,7 @@
             </w:pPr>
             <w:r>
               <w:rPr>
-                <w:rFonts w:ascii="標楷體" w:eastAsia="標楷體" w:hAnsi="標楷體" w:hint="eastAsia" w:cs="標楷體"/>
+                <w:rFonts w:ascii="標楷體" w:eastAsia="標楷體" w:hAnsi="標楷體" w:cs="標楷體" w:hint="eastAsia"/>
                 <w:sz w:val="28"/>
                 <w:szCs w:val="28"/>
               </w:rPr>
@@ -4616,7 +4691,7 @@
             </w:pPr>
             <w:r>
               <w:rPr>
-                <w:rFonts w:ascii="標楷體" w:eastAsia="標楷體" w:hAnsi="標楷體" w:hint="eastAsia" w:cs="標楷體"/>
+                <w:rFonts w:ascii="標楷體" w:eastAsia="標楷體" w:hAnsi="標楷體" w:cs="標楷體" w:hint="eastAsia"/>
                 <w:sz w:val="28"/>
                 <w:szCs w:val="28"/>
               </w:rPr>
@@ -4700,7 +4775,7 @@
             </w:pPr>
             <w:r>
               <w:rPr>
-                <w:rFonts w:ascii="標楷體" w:eastAsia="標楷體" w:hAnsi="標楷體" w:hint="eastAsia" w:cs="標楷體"/>
+                <w:rFonts w:ascii="標楷體" w:eastAsia="標楷體" w:hAnsi="標楷體" w:cs="標楷體" w:hint="eastAsia"/>
                 <w:sz w:val="28"/>
                 <w:szCs w:val="28"/>
               </w:rPr>
@@ -4797,7 +4872,7 @@
             </w:pPr>
             <w:r>
               <w:rPr>
-                <w:rFonts w:ascii="標楷體" w:eastAsia="標楷體" w:hAnsi="標楷體" w:hint="eastAsia" w:cs="標楷體"/>
+                <w:rFonts w:ascii="標楷體" w:eastAsia="標楷體" w:hAnsi="標楷體" w:cs="標楷體" w:hint="eastAsia"/>
                 <w:sz w:val="28"/>
                 <w:szCs w:val="28"/>
               </w:rPr>
@@ -4905,7 +4980,7 @@
             </w:pPr>
             <w:r>
               <w:rPr>
-                <w:rFonts w:ascii="標楷體" w:eastAsia="標楷體" w:hAnsi="標楷體" w:hint="eastAsia" w:cs="標楷體"/>
+                <w:rFonts w:ascii="標楷體" w:eastAsia="標楷體" w:hAnsi="標楷體" w:cs="標楷體" w:hint="eastAsia"/>
                 <w:sz w:val="28"/>
                 <w:szCs w:val="28"/>
               </w:rPr>
@@ -4994,7 +5069,7 @@
             </w:pPr>
             <w:r>
               <w:rPr>
-                <w:rFonts w:ascii="標楷體" w:eastAsia="標楷體" w:hAnsi="標楷體" w:hint="eastAsia" w:cs="標楷體"/>
+                <w:rFonts w:ascii="標楷體" w:eastAsia="標楷體" w:hAnsi="標楷體" w:cs="標楷體" w:hint="eastAsia"/>
                 <w:sz w:val="28"/>
                 <w:szCs w:val="28"/>
               </w:rPr>
@@ -5078,7 +5153,7 @@
             </w:pPr>
             <w:r>
               <w:rPr>
-                <w:rFonts w:ascii="標楷體" w:eastAsia="標楷體" w:hAnsi="標楷體" w:hint="eastAsia" w:cs="標楷體"/>
+                <w:rFonts w:ascii="標楷體" w:eastAsia="標楷體" w:hAnsi="標楷體" w:cs="標楷體" w:hint="eastAsia"/>
                 <w:sz w:val="28"/>
                 <w:szCs w:val="28"/>
               </w:rPr>
@@ -5175,7 +5250,7 @@
             </w:pPr>
             <w:r>
               <w:rPr>
-                <w:rFonts w:ascii="標楷體" w:eastAsia="標楷體" w:hAnsi="標楷體" w:hint="eastAsia" w:cs="標楷體"/>
+                <w:rFonts w:ascii="標楷體" w:eastAsia="標楷體" w:hAnsi="標楷體" w:cs="標楷體" w:hint="eastAsia"/>
                 <w:sz w:val="28"/>
                 <w:szCs w:val="28"/>
               </w:rPr>
@@ -5283,7 +5358,7 @@
             </w:pPr>
             <w:r>
               <w:rPr>
-                <w:rFonts w:ascii="標楷體" w:eastAsia="標楷體" w:hAnsi="標楷體" w:hint="eastAsia" w:cs="標楷體"/>
+                <w:rFonts w:ascii="標楷體" w:eastAsia="標楷體" w:hAnsi="標楷體" w:cs="標楷體" w:hint="eastAsia"/>
                 <w:sz w:val="28"/>
                 <w:szCs w:val="28"/>
               </w:rPr>
@@ -5372,7 +5447,7 @@
             </w:pPr>
             <w:r>
               <w:rPr>
-                <w:rFonts w:ascii="標楷體" w:eastAsia="標楷體" w:hAnsi="標楷體" w:hint="eastAsia" w:cs="標楷體"/>
+                <w:rFonts w:ascii="標楷體" w:eastAsia="標楷體" w:hAnsi="標楷體" w:cs="標楷體" w:hint="eastAsia"/>
                 <w:sz w:val="28"/>
                 <w:szCs w:val="28"/>
               </w:rPr>
@@ -5456,7 +5531,7 @@
             </w:pPr>
             <w:r>
               <w:rPr>
-                <w:rFonts w:ascii="標楷體" w:eastAsia="標楷體" w:hAnsi="標楷體" w:hint="eastAsia" w:cs="標楷體"/>
+                <w:rFonts w:ascii="標楷體" w:eastAsia="標楷體" w:hAnsi="標楷體" w:cs="標楷體" w:hint="eastAsia"/>
                 <w:sz w:val="28"/>
                 <w:szCs w:val="28"/>
               </w:rPr>
@@ -5507,7 +5582,7 @@
                 <w:sz w:val="28"/>
                 <w:szCs w:val="28"/>
               </w:rPr>
-              <w:t>{{family_25_honori</w:t>
+              <w:t>{{fami</w:t>
             </w:r>
             <w:r>
               <w:rPr>
@@ -5516,7 +5591,7 @@
                 <w:szCs w:val="28"/>
               </w:rPr>
               <w:lastRenderedPageBreak/>
-              <w:t>fic}}</w:t>
+              <w:t>ly_25_honorific}}</w:t>
             </w:r>
           </w:p>
         </w:tc>
@@ -5543,7 +5618,16 @@
                 <w:szCs w:val="28"/>
               </w:rPr>
               <w:lastRenderedPageBreak/>
-              <w:t>{{family_25_name}}</w:t>
+              <w:t>{{family</w:t>
+            </w:r>
+            <w:r>
+              <w:rPr>
+                <w:rFonts w:ascii="標楷體" w:eastAsia="標楷體" w:hAnsi="標楷體" w:cs="標楷體"/>
+                <w:sz w:val="28"/>
+                <w:szCs w:val="28"/>
+              </w:rPr>
+              <w:lastRenderedPageBreak/>
+              <w:t>_25_name}}</w:t>
             </w:r>
           </w:p>
         </w:tc>
@@ -5563,11 +5647,21 @@
             </w:pPr>
             <w:r>
               <w:rPr>
-                <w:rFonts w:ascii="標楷體" w:eastAsia="標楷體" w:hAnsi="標楷體" w:hint="eastAsia" w:cs="標楷體"/>
-                <w:sz w:val="28"/>
-                <w:szCs w:val="28"/>
-              </w:rPr>
-              <w:t>農: {{family_25_lunar}}</w:t>
+                <w:rFonts w:ascii="標楷體" w:eastAsia="標楷體" w:hAnsi="標楷體" w:cs="標楷體" w:hint="eastAsia"/>
+                <w:sz w:val="28"/>
+                <w:szCs w:val="28"/>
+              </w:rPr>
+              <w:lastRenderedPageBreak/>
+              <w:t xml:space="preserve">農: </w:t>
+            </w:r>
+            <w:r>
+              <w:rPr>
+                <w:rFonts w:ascii="標楷體" w:eastAsia="標楷體" w:hAnsi="標楷體" w:cs="標楷體" w:hint="eastAsia"/>
+                <w:sz w:val="28"/>
+                <w:szCs w:val="28"/>
+              </w:rPr>
+              <w:lastRenderedPageBreak/>
+              <w:t>{{family_25_lunar}}</w:t>
             </w:r>
           </w:p>
         </w:tc>
@@ -5596,16 +5690,17 @@
                 <w:sz w:val="28"/>
                 <w:szCs w:val="28"/>
               </w:rPr>
-              <w:t>{{family_25_fat</w:t>
-            </w:r>
-            <w:r>
-              <w:rPr>
-                <w:rFonts w:ascii="標楷體" w:eastAsia="標楷體" w:hAnsi="標楷體" w:cs="標楷體"/>
-                <w:sz w:val="28"/>
-                <w:szCs w:val="28"/>
-              </w:rPr>
               <w:lastRenderedPageBreak/>
-              <w:t>e}}</w:t>
+              <w:t>{{fam</w:t>
+            </w:r>
+            <w:r>
+              <w:rPr>
+                <w:rFonts w:ascii="標楷體" w:eastAsia="標楷體" w:hAnsi="標楷體" w:cs="標楷體"/>
+                <w:sz w:val="28"/>
+                <w:szCs w:val="28"/>
+              </w:rPr>
+              <w:lastRenderedPageBreak/>
+              <w:t>ily_25_fate}}</w:t>
             </w:r>
           </w:p>
         </w:tc>
@@ -5635,7 +5730,7 @@
                 <w:szCs w:val="28"/>
               </w:rPr>
               <w:lastRenderedPageBreak/>
-              <w:t>{{family_26_honori</w:t>
+              <w:t>{{fami</w:t>
             </w:r>
             <w:r>
               <w:rPr>
@@ -5644,7 +5739,7 @@
                 <w:szCs w:val="28"/>
               </w:rPr>
               <w:lastRenderedPageBreak/>
-              <w:t>fic}}</w:t>
+              <w:t>ly_26_honorific}}</w:t>
             </w:r>
           </w:p>
         </w:tc>
@@ -5671,7 +5766,16 @@
                 <w:szCs w:val="28"/>
               </w:rPr>
               <w:lastRenderedPageBreak/>
-              <w:t>{{family_26_name}}</w:t>
+              <w:t>{{family</w:t>
+            </w:r>
+            <w:r>
+              <w:rPr>
+                <w:rFonts w:ascii="標楷體" w:eastAsia="標楷體" w:hAnsi="標楷體" w:cs="標楷體"/>
+                <w:sz w:val="28"/>
+                <w:szCs w:val="28"/>
+              </w:rPr>
+              <w:lastRenderedPageBreak/>
+              <w:t>_26_name}}</w:t>
             </w:r>
           </w:p>
         </w:tc>
@@ -5691,11 +5795,21 @@
             </w:pPr>
             <w:r>
               <w:rPr>
-                <w:rFonts w:ascii="標楷體" w:eastAsia="標楷體" w:hAnsi="標楷體" w:hint="eastAsia" w:cs="標楷體"/>
-                <w:sz w:val="28"/>
-                <w:szCs w:val="28"/>
-              </w:rPr>
-              <w:t>農: {{family_26_lunar}}</w:t>
+                <w:rFonts w:ascii="標楷體" w:eastAsia="標楷體" w:hAnsi="標楷體" w:cs="標楷體" w:hint="eastAsia"/>
+                <w:sz w:val="28"/>
+                <w:szCs w:val="28"/>
+              </w:rPr>
+              <w:lastRenderedPageBreak/>
+              <w:t xml:space="preserve">農: </w:t>
+            </w:r>
+            <w:r>
+              <w:rPr>
+                <w:rFonts w:ascii="標楷體" w:eastAsia="標楷體" w:hAnsi="標楷體" w:cs="標楷體" w:hint="eastAsia"/>
+                <w:sz w:val="28"/>
+                <w:szCs w:val="28"/>
+              </w:rPr>
+              <w:lastRenderedPageBreak/>
+              <w:t>{{family_26_lunar}}</w:t>
             </w:r>
           </w:p>
         </w:tc>
@@ -5719,16 +5833,17 @@
                 <w:sz w:val="28"/>
                 <w:szCs w:val="28"/>
               </w:rPr>
-              <w:t>{{family_26_fat</w:t>
-            </w:r>
-            <w:r>
-              <w:rPr>
-                <w:rFonts w:ascii="標楷體" w:eastAsia="標楷體" w:hAnsi="標楷體" w:cs="標楷體"/>
-                <w:sz w:val="28"/>
-                <w:szCs w:val="28"/>
-              </w:rPr>
               <w:lastRenderedPageBreak/>
-              <w:t>e}}</w:t>
+              <w:t>{{fam</w:t>
+            </w:r>
+            <w:r>
+              <w:rPr>
+                <w:rFonts w:ascii="標楷體" w:eastAsia="標楷體" w:hAnsi="標楷體" w:cs="標楷體"/>
+                <w:sz w:val="28"/>
+                <w:szCs w:val="28"/>
+              </w:rPr>
+              <w:lastRenderedPageBreak/>
+              <w:t>ily_26_fate}}</w:t>
             </w:r>
           </w:p>
         </w:tc>
@@ -5789,7 +5904,7 @@
             </w:pPr>
             <w:r>
               <w:rPr>
-                <w:rFonts w:ascii="標楷體" w:eastAsia="標楷體" w:hAnsi="標楷體" w:hint="eastAsia" w:cs="標楷體"/>
+                <w:rFonts w:ascii="標楷體" w:eastAsia="標楷體" w:hAnsi="標楷體" w:cs="標楷體" w:hint="eastAsia"/>
                 <w:sz w:val="28"/>
                 <w:szCs w:val="28"/>
               </w:rPr>
@@ -5873,7 +5988,7 @@
             </w:pPr>
             <w:r>
               <w:rPr>
-                <w:rFonts w:ascii="標楷體" w:eastAsia="標楷體" w:hAnsi="標楷體" w:hint="eastAsia" w:cs="標楷體"/>
+                <w:rFonts w:ascii="標楷體" w:eastAsia="標楷體" w:hAnsi="標楷體" w:cs="標楷體" w:hint="eastAsia"/>
                 <w:sz w:val="28"/>
                 <w:szCs w:val="28"/>
               </w:rPr>
@@ -5970,7 +6085,7 @@
             </w:pPr>
             <w:r>
               <w:rPr>
-                <w:rFonts w:ascii="標楷體" w:eastAsia="標楷體" w:hAnsi="標楷體" w:hint="eastAsia" w:cs="標楷體"/>
+                <w:rFonts w:ascii="標楷體" w:eastAsia="標楷體" w:hAnsi="標楷體" w:cs="標楷體" w:hint="eastAsia"/>
                 <w:sz w:val="28"/>
                 <w:szCs w:val="28"/>
               </w:rPr>
@@ -6078,7 +6193,7 @@
             </w:pPr>
             <w:r>
               <w:rPr>
-                <w:rFonts w:ascii="標楷體" w:eastAsia="標楷體" w:hAnsi="標楷體" w:hint="eastAsia" w:cs="標楷體"/>
+                <w:rFonts w:ascii="標楷體" w:eastAsia="標楷體" w:hAnsi="標楷體" w:cs="標楷體" w:hint="eastAsia"/>
                 <w:sz w:val="28"/>
                 <w:szCs w:val="28"/>
               </w:rPr>
@@ -6167,7 +6282,7 @@
             </w:pPr>
             <w:r>
               <w:rPr>
-                <w:rFonts w:ascii="標楷體" w:eastAsia="標楷體" w:hAnsi="標楷體" w:hint="eastAsia" w:cs="標楷體"/>
+                <w:rFonts w:ascii="標楷體" w:eastAsia="標楷體" w:hAnsi="標楷體" w:cs="標楷體" w:hint="eastAsia"/>
                 <w:sz w:val="28"/>
                 <w:szCs w:val="28"/>
               </w:rPr>
@@ -6251,7 +6366,7 @@
             </w:pPr>
             <w:r>
               <w:rPr>
-                <w:rFonts w:ascii="標楷體" w:eastAsia="標楷體" w:hAnsi="標楷體" w:hint="eastAsia" w:cs="標楷體"/>
+                <w:rFonts w:ascii="標楷體" w:eastAsia="標楷體" w:hAnsi="標楷體" w:cs="標楷體" w:hint="eastAsia"/>
                 <w:sz w:val="28"/>
                 <w:szCs w:val="28"/>
               </w:rPr>
@@ -6348,7 +6463,7 @@
             </w:pPr>
             <w:r>
               <w:rPr>
-                <w:rFonts w:ascii="標楷體" w:eastAsia="標楷體" w:hAnsi="標楷體" w:hint="eastAsia" w:cs="標楷體"/>
+                <w:rFonts w:ascii="標楷體" w:eastAsia="標楷體" w:hAnsi="標楷體" w:cs="標楷體" w:hint="eastAsia"/>
                 <w:sz w:val="28"/>
                 <w:szCs w:val="28"/>
               </w:rPr>
@@ -6456,7 +6571,7 @@
             </w:pPr>
             <w:r>
               <w:rPr>
-                <w:rFonts w:ascii="標楷體" w:eastAsia="標楷體" w:hAnsi="標楷體" w:hint="eastAsia" w:cs="標楷體"/>
+                <w:rFonts w:ascii="標楷體" w:eastAsia="標楷體" w:hAnsi="標楷體" w:cs="標楷體" w:hint="eastAsia"/>
                 <w:sz w:val="28"/>
                 <w:szCs w:val="28"/>
               </w:rPr>
@@ -6545,7 +6660,7 @@
             </w:pPr>
             <w:r>
               <w:rPr>
-                <w:rFonts w:ascii="標楷體" w:eastAsia="標楷體" w:hAnsi="標楷體" w:hint="eastAsia" w:cs="標楷體"/>
+                <w:rFonts w:ascii="標楷體" w:eastAsia="標楷體" w:hAnsi="標楷體" w:cs="標楷體" w:hint="eastAsia"/>
                 <w:sz w:val="28"/>
                 <w:szCs w:val="28"/>
               </w:rPr>
@@ -6628,7 +6743,7 @@
             </w:pPr>
             <w:r>
               <w:rPr>
-                <w:rFonts w:ascii="標楷體" w:eastAsia="標楷體" w:hAnsi="標楷體" w:hint="eastAsia" w:cs="標楷體"/>
+                <w:rFonts w:ascii="標楷體" w:eastAsia="標楷體" w:hAnsi="標楷體" w:cs="標楷體" w:hint="eastAsia"/>
                 <w:sz w:val="28"/>
                 <w:szCs w:val="28"/>
               </w:rPr>
@@ -6676,7 +6791,7 @@
       </w:pPr>
       <w:r>
         <w:rPr>
-          <w:rFonts w:ascii="標楷體" w:eastAsia="標楷體" w:hAnsi="標楷體" w:hint="eastAsia" w:cs="標楷體"/>
+          <w:rFonts w:ascii="標楷體" w:eastAsia="標楷體" w:hAnsi="標楷體" w:cs="標楷體" w:hint="eastAsia"/>
           <w:sz w:val="28"/>
           <w:szCs w:val="28"/>
         </w:rPr>
@@ -6684,7 +6799,7 @@
       </w:r>
       <w:r>
         <w:rPr>
-          <w:rFonts w:ascii="標楷體" w:eastAsia="標楷體" w:hAnsi="標楷體" w:hint="eastAsia" w:cs="標楷體"/>
+          <w:rFonts w:ascii="標楷體" w:eastAsia="標楷體" w:hAnsi="標楷體" w:cs="標楷體" w:hint="eastAsia"/>
           <w:sz w:val="28"/>
           <w:szCs w:val="28"/>
           <w:u w:val="single"/>
@@ -6693,7 +6808,7 @@
       </w:r>
       <w:r>
         <w:rPr>
-          <w:rFonts w:ascii="標楷體" w:eastAsia="標楷體" w:hAnsi="標楷體" w:hint="eastAsia" w:cs="標楷體"/>
+          <w:rFonts w:ascii="標楷體" w:eastAsia="標楷體" w:hAnsi="標楷體" w:cs="標楷體" w:hint="eastAsia"/>
           <w:sz w:val="28"/>
           <w:szCs w:val="28"/>
         </w:rPr>
@@ -6701,7 +6816,7 @@
       </w:r>
       <w:r>
         <w:rPr>
-          <w:rFonts w:ascii="標楷體" w:eastAsia="標楷體" w:hAnsi="標楷體" w:hint="eastAsia" w:cs="標楷體"/>
+          <w:rFonts w:ascii="標楷體" w:eastAsia="標楷體" w:hAnsi="標楷體" w:cs="標楷體" w:hint="eastAsia"/>
           <w:sz w:val="28"/>
           <w:szCs w:val="28"/>
           <w:u w:val="single"/>
@@ -6710,7 +6825,7 @@
       </w:r>
       <w:r>
         <w:rPr>
-          <w:rFonts w:ascii="標楷體" w:eastAsia="標楷體" w:hAnsi="標楷體" w:hint="eastAsia" w:cs="標楷體"/>
+          <w:rFonts w:ascii="標楷體" w:eastAsia="標楷體" w:hAnsi="標楷體" w:cs="標楷體" w:hint="eastAsia"/>
           <w:sz w:val="28"/>
           <w:szCs w:val="28"/>
           <w:u w:val="single"/>
@@ -6719,7 +6834,7 @@
       </w:r>
       <w:r>
         <w:rPr>
-          <w:rFonts w:ascii="標楷體" w:eastAsia="標楷體" w:hAnsi="標楷體" w:hint="eastAsia" w:cs="標楷體"/>
+          <w:rFonts w:ascii="標楷體" w:eastAsia="標楷體" w:hAnsi="標楷體" w:cs="標楷體" w:hint="eastAsia"/>
           <w:sz w:val="28"/>
           <w:szCs w:val="28"/>
           <w:u w:val="single"/>
@@ -7091,7 +7206,7 @@
             </w:pPr>
             <w:r>
               <w:rPr>
-                <w:rFonts w:ascii="標楷體" w:eastAsia="標楷體" w:hAnsi="標楷體" w:hint="eastAsia" w:cs="標楷體"/>
+                <w:rFonts w:ascii="標楷體" w:eastAsia="標楷體" w:hAnsi="標楷體" w:cs="標楷體" w:hint="eastAsia"/>
                 <w:sz w:val="28"/>
                 <w:szCs w:val="28"/>
               </w:rPr>
@@ -7117,7 +7232,7 @@
             </w:pPr>
             <w:r>
               <w:rPr>
-                <w:rFonts w:ascii="標楷體" w:eastAsia="標楷體" w:hAnsi="標楷體" w:hint="eastAsia" w:cs="標楷體"/>
+                <w:rFonts w:ascii="標楷體" w:eastAsia="標楷體" w:hAnsi="標楷體" w:cs="標楷體" w:hint="eastAsia"/>
                 <w:sz w:val="28"/>
                 <w:szCs w:val="28"/>
               </w:rPr>
@@ -7393,7 +7508,7 @@
       </w:pPr>
       <w:r>
         <w:rPr>
-          <w:rFonts w:ascii="標楷體" w:eastAsia="標楷體" w:hAnsi="標楷體" w:hint="eastAsia" w:cs="標楷體"/>
+          <w:rFonts w:ascii="標楷體" w:eastAsia="標楷體" w:hAnsi="標楷體" w:cs="標楷體" w:hint="eastAsia"/>
           <w:sz w:val="28"/>
           <w:szCs w:val="28"/>
         </w:rPr>
@@ -7454,7 +7569,7 @@
   <w:docDefaults>
     <w:rPrDefault>
       <w:rPr>
-        <w:rFonts w:ascii="標楷體" w:hAnsi="標楷體" w:eastAsia="標楷體" w:cs="標楷體"/>
+        <w:rFonts w:ascii="標楷體" w:eastAsia="標楷體" w:hAnsi="標楷體" w:cs="標楷體"/>
         <w:kern w:val="2"/>
         <w:sz w:val="24"/>
         <w:szCs w:val="22"/>

--- a/date-selection-export-template.docx
+++ b/date-selection-export-template.docx
@@ -219,7 +219,7 @@
       </w:tblPr>
       <w:tblGrid>
         <w:gridCol w:w="534"/>
-        <w:gridCol w:w="3827"/>
+        <w:gridCol w:w="4976"/>
         <w:gridCol w:w="850"/>
       </w:tblGrid>
       <w:tr>
@@ -283,16 +283,6 @@
               </w:rPr>
               <w:t>農曆:</w:t>
             </w:r>
-          </w:p>
-          <w:p>
-            <w:pPr>
-              <w:snapToGrid w:val="0"/>
-              <w:rPr>
-                <w:rFonts w:ascii="標楷體" w:eastAsia="標楷體" w:hAnsi="標楷體"/>
-                <w:sz w:val="28"/>
-                <w:szCs w:val="28"/>
-              </w:rPr>
-            </w:pPr>
             <w:r>
               <w:rPr>
                 <w:rFonts w:ascii="標楷體" w:eastAsia="標楷體" w:hAnsi="標楷體" w:cs="標楷體"/>
@@ -317,7 +307,7 @@
                 <w:sz w:val="28"/>
                 <w:szCs w:val="28"/>
               </w:rPr>
-              <w:t>}} {{</w:t>
+              <w:t>}}{{</w:t>
             </w:r>
             <w:proofErr w:type="spellStart"/>
             <w:r>
@@ -419,16 +409,6 @@
               </w:rPr>
               <w:t>國曆:</w:t>
             </w:r>
-          </w:p>
-          <w:p>
-            <w:pPr>
-              <w:snapToGrid w:val="0"/>
-              <w:rPr>
-                <w:rFonts w:ascii="標楷體" w:eastAsia="標楷體" w:hAnsi="標楷體"/>
-                <w:sz w:val="28"/>
-                <w:szCs w:val="28"/>
-              </w:rPr>
-            </w:pPr>
             <w:r>
               <w:rPr>
                 <w:rFonts w:ascii="標楷體" w:eastAsia="標楷體" w:hAnsi="標楷體" w:cs="標楷體"/>
@@ -489,7 +469,7 @@
       </w:tblPr>
       <w:tblGrid>
         <w:gridCol w:w="534"/>
-        <w:gridCol w:w="3827"/>
+        <w:gridCol w:w="4976"/>
         <w:gridCol w:w="850"/>
       </w:tblGrid>
       <w:tr>
@@ -551,7 +531,43 @@
                 <w:sz w:val="28"/>
                 <w:szCs w:val="28"/>
               </w:rPr>
-              <w:t>農曆: {{death_lunar}} {{death_branch}}</w:t>
+              <w:t>農曆:{{</w:t>
+            </w:r>
+            <w:proofErr w:type="spellStart"/>
+            <w:r>
+              <w:rPr>
+                <w:rFonts w:ascii="標楷體" w:eastAsia="標楷體" w:hAnsi="標楷體" w:cs="標楷體" w:hint="eastAsia"/>
+                <w:sz w:val="28"/>
+                <w:szCs w:val="28"/>
+              </w:rPr>
+              <w:t>death_lunar</w:t>
+            </w:r>
+            <w:proofErr w:type="spellEnd"/>
+            <w:r>
+              <w:rPr>
+                <w:rFonts w:ascii="標楷體" w:eastAsia="標楷體" w:hAnsi="標楷體" w:cs="標楷體" w:hint="eastAsia"/>
+                <w:sz w:val="28"/>
+                <w:szCs w:val="28"/>
+              </w:rPr>
+              <w:t>}}{{</w:t>
+            </w:r>
+            <w:proofErr w:type="spellStart"/>
+            <w:r>
+              <w:rPr>
+                <w:rFonts w:ascii="標楷體" w:eastAsia="標楷體" w:hAnsi="標楷體" w:cs="標楷體" w:hint="eastAsia"/>
+                <w:sz w:val="28"/>
+                <w:szCs w:val="28"/>
+              </w:rPr>
+              <w:t>death_branch</w:t>
+            </w:r>
+            <w:proofErr w:type="spellEnd"/>
+            <w:r>
+              <w:rPr>
+                <w:rFonts w:ascii="標楷體" w:eastAsia="標楷體" w:hAnsi="標楷體" w:cs="標楷體" w:hint="eastAsia"/>
+                <w:sz w:val="28"/>
+                <w:szCs w:val="28"/>
+              </w:rPr>
+              <w:t>}}</w:t>
             </w:r>
           </w:p>
         </w:tc>
@@ -635,16 +651,6 @@
               </w:rPr>
               <w:t>國曆:</w:t>
             </w:r>
-          </w:p>
-          <w:p>
-            <w:pPr>
-              <w:snapToGrid w:val="0"/>
-              <w:rPr>
-                <w:rFonts w:ascii="標楷體" w:eastAsia="標楷體" w:hAnsi="標楷體"/>
-                <w:sz w:val="28"/>
-                <w:szCs w:val="28"/>
-              </w:rPr>
-            </w:pPr>
             <w:r>
               <w:rPr>
                 <w:rFonts w:ascii="標楷體" w:eastAsia="標楷體" w:hAnsi="標楷體" w:cs="標楷體"/>
@@ -700,8 +706,8 @@
       <w:pPr>
         <w:rPr>
           <w:rFonts w:ascii="標楷體" w:eastAsia="標楷體" w:hAnsi="標楷體"/>
-          <w:sz w:val="28"/>
-          <w:szCs w:val="28"/>
+          <w:sz w:val="20"/>
+          <w:szCs w:val="20"/>
         </w:rPr>
       </w:pPr>
     </w:p>
@@ -2857,16 +2863,8 @@
                 <w:sz w:val="28"/>
                 <w:szCs w:val="28"/>
               </w:rPr>
-              <w:t>{{fami</w:t>
-            </w:r>
-            <w:r>
-              <w:rPr>
-                <w:rFonts w:ascii="標楷體" w:eastAsia="標楷體" w:hAnsi="標楷體" w:cs="標楷體"/>
-                <w:sz w:val="28"/>
-                <w:szCs w:val="28"/>
-              </w:rPr>
               <w:lastRenderedPageBreak/>
-              <w:t>ly_11_honorific}}</w:t>
+              <w:t>{{family_11_honorific}}</w:t>
             </w:r>
           </w:p>
         </w:tc>
@@ -2892,17 +2890,7 @@
                 <w:sz w:val="28"/>
                 <w:szCs w:val="28"/>
               </w:rPr>
-              <w:lastRenderedPageBreak/>
-              <w:t>{{family</w:t>
-            </w:r>
-            <w:r>
-              <w:rPr>
-                <w:rFonts w:ascii="標楷體" w:eastAsia="標楷體" w:hAnsi="標楷體" w:cs="標楷體"/>
-                <w:sz w:val="28"/>
-                <w:szCs w:val="28"/>
-              </w:rPr>
-              <w:lastRenderedPageBreak/>
-              <w:t>_11_name}}</w:t>
+              <w:t>{{family_11_name}}</w:t>
             </w:r>
           </w:p>
         </w:tc>
@@ -2926,17 +2914,7 @@
                 <w:sz w:val="28"/>
                 <w:szCs w:val="28"/>
               </w:rPr>
-              <w:lastRenderedPageBreak/>
-              <w:t xml:space="preserve">農: </w:t>
-            </w:r>
-            <w:r>
-              <w:rPr>
-                <w:rFonts w:ascii="標楷體" w:eastAsia="標楷體" w:hAnsi="標楷體" w:cs="標楷體" w:hint="eastAsia"/>
-                <w:sz w:val="28"/>
-                <w:szCs w:val="28"/>
-              </w:rPr>
-              <w:lastRenderedPageBreak/>
-              <w:t>{{family_11_lunar}}</w:t>
+              <w:t>農: {{family_11_lunar}}</w:t>
             </w:r>
           </w:p>
         </w:tc>
@@ -2965,17 +2943,7 @@
                 <w:sz w:val="28"/>
                 <w:szCs w:val="28"/>
               </w:rPr>
-              <w:lastRenderedPageBreak/>
-              <w:t>{{fam</w:t>
-            </w:r>
-            <w:r>
-              <w:rPr>
-                <w:rFonts w:ascii="標楷體" w:eastAsia="標楷體" w:hAnsi="標楷體" w:cs="標楷體"/>
-                <w:sz w:val="28"/>
-                <w:szCs w:val="28"/>
-              </w:rPr>
-              <w:lastRenderedPageBreak/>
-              <w:t>ily_11_fate}}</w:t>
+              <w:t>{{family_11_fate}}</w:t>
             </w:r>
           </w:p>
         </w:tc>
@@ -3004,17 +2972,7 @@
                 <w:sz w:val="28"/>
                 <w:szCs w:val="28"/>
               </w:rPr>
-              <w:lastRenderedPageBreak/>
-              <w:t>{{fami</w:t>
-            </w:r>
-            <w:r>
-              <w:rPr>
-                <w:rFonts w:ascii="標楷體" w:eastAsia="標楷體" w:hAnsi="標楷體" w:cs="標楷體"/>
-                <w:sz w:val="28"/>
-                <w:szCs w:val="28"/>
-              </w:rPr>
-              <w:lastRenderedPageBreak/>
-              <w:t>ly_12_honorific}}</w:t>
+              <w:t>{{family_12_honorific}}</w:t>
             </w:r>
           </w:p>
         </w:tc>
@@ -3040,17 +2998,7 @@
                 <w:sz w:val="28"/>
                 <w:szCs w:val="28"/>
               </w:rPr>
-              <w:lastRenderedPageBreak/>
-              <w:t>{{family</w:t>
-            </w:r>
-            <w:r>
-              <w:rPr>
-                <w:rFonts w:ascii="標楷體" w:eastAsia="標楷體" w:hAnsi="標楷體" w:cs="標楷體"/>
-                <w:sz w:val="28"/>
-                <w:szCs w:val="28"/>
-              </w:rPr>
-              <w:lastRenderedPageBreak/>
-              <w:t>_12_name}}</w:t>
+              <w:t>{{family_12_name}}</w:t>
             </w:r>
           </w:p>
         </w:tc>
@@ -3074,17 +3022,7 @@
                 <w:sz w:val="28"/>
                 <w:szCs w:val="28"/>
               </w:rPr>
-              <w:lastRenderedPageBreak/>
-              <w:t xml:space="preserve">農: </w:t>
-            </w:r>
-            <w:r>
-              <w:rPr>
-                <w:rFonts w:ascii="標楷體" w:eastAsia="標楷體" w:hAnsi="標楷體" w:cs="標楷體" w:hint="eastAsia"/>
-                <w:sz w:val="28"/>
-                <w:szCs w:val="28"/>
-              </w:rPr>
-              <w:lastRenderedPageBreak/>
-              <w:t>{{family_12_lunar}}</w:t>
+              <w:t>農: {{family_12_lunar}}</w:t>
             </w:r>
           </w:p>
         </w:tc>
@@ -3108,17 +3046,7 @@
                 <w:sz w:val="28"/>
                 <w:szCs w:val="28"/>
               </w:rPr>
-              <w:lastRenderedPageBreak/>
-              <w:t>{{fam</w:t>
-            </w:r>
-            <w:r>
-              <w:rPr>
-                <w:rFonts w:ascii="標楷體" w:eastAsia="標楷體" w:hAnsi="標楷體" w:cs="標楷體"/>
-                <w:sz w:val="28"/>
-                <w:szCs w:val="28"/>
-              </w:rPr>
-              <w:lastRenderedPageBreak/>
-              <w:t>ily_12_fate}}</w:t>
+              <w:t>{{family_12_fate}}</w:t>
             </w:r>
           </w:p>
         </w:tc>
@@ -5582,16 +5510,8 @@
                 <w:sz w:val="28"/>
                 <w:szCs w:val="28"/>
               </w:rPr>
-              <w:t>{{fami</w:t>
-            </w:r>
-            <w:r>
-              <w:rPr>
-                <w:rFonts w:ascii="標楷體" w:eastAsia="標楷體" w:hAnsi="標楷體" w:cs="標楷體"/>
-                <w:sz w:val="28"/>
-                <w:szCs w:val="28"/>
-              </w:rPr>
               <w:lastRenderedPageBreak/>
-              <w:t>ly_25_honorific}}</w:t>
+              <w:t>{{family_25_honorific}}</w:t>
             </w:r>
           </w:p>
         </w:tc>
@@ -5617,17 +5537,7 @@
                 <w:sz w:val="28"/>
                 <w:szCs w:val="28"/>
               </w:rPr>
-              <w:lastRenderedPageBreak/>
-              <w:t>{{family</w:t>
-            </w:r>
-            <w:r>
-              <w:rPr>
-                <w:rFonts w:ascii="標楷體" w:eastAsia="標楷體" w:hAnsi="標楷體" w:cs="標楷體"/>
-                <w:sz w:val="28"/>
-                <w:szCs w:val="28"/>
-              </w:rPr>
-              <w:lastRenderedPageBreak/>
-              <w:t>_25_name}}</w:t>
+              <w:t>{{family_25_name}}</w:t>
             </w:r>
           </w:p>
         </w:tc>
@@ -5651,17 +5561,7 @@
                 <w:sz w:val="28"/>
                 <w:szCs w:val="28"/>
               </w:rPr>
-              <w:lastRenderedPageBreak/>
-              <w:t xml:space="preserve">農: </w:t>
-            </w:r>
-            <w:r>
-              <w:rPr>
-                <w:rFonts w:ascii="標楷體" w:eastAsia="標楷體" w:hAnsi="標楷體" w:cs="標楷體" w:hint="eastAsia"/>
-                <w:sz w:val="28"/>
-                <w:szCs w:val="28"/>
-              </w:rPr>
-              <w:lastRenderedPageBreak/>
-              <w:t>{{family_25_lunar}}</w:t>
+              <w:t>農: {{family_25_lunar}}</w:t>
             </w:r>
           </w:p>
         </w:tc>
@@ -5690,17 +5590,7 @@
                 <w:sz w:val="28"/>
                 <w:szCs w:val="28"/>
               </w:rPr>
-              <w:lastRenderedPageBreak/>
-              <w:t>{{fam</w:t>
-            </w:r>
-            <w:r>
-              <w:rPr>
-                <w:rFonts w:ascii="標楷體" w:eastAsia="標楷體" w:hAnsi="標楷體" w:cs="標楷體"/>
-                <w:sz w:val="28"/>
-                <w:szCs w:val="28"/>
-              </w:rPr>
-              <w:lastRenderedPageBreak/>
-              <w:t>ily_25_fate}}</w:t>
+              <w:t>{{family_25_fate}}</w:t>
             </w:r>
           </w:p>
         </w:tc>
@@ -5729,17 +5619,7 @@
                 <w:sz w:val="28"/>
                 <w:szCs w:val="28"/>
               </w:rPr>
-              <w:lastRenderedPageBreak/>
-              <w:t>{{fami</w:t>
-            </w:r>
-            <w:r>
-              <w:rPr>
-                <w:rFonts w:ascii="標楷體" w:eastAsia="標楷體" w:hAnsi="標楷體" w:cs="標楷體"/>
-                <w:sz w:val="28"/>
-                <w:szCs w:val="28"/>
-              </w:rPr>
-              <w:lastRenderedPageBreak/>
-              <w:t>ly_26_honorific}}</w:t>
+              <w:t>{{family_26_honorific}}</w:t>
             </w:r>
           </w:p>
         </w:tc>
@@ -5765,17 +5645,7 @@
                 <w:sz w:val="28"/>
                 <w:szCs w:val="28"/>
               </w:rPr>
-              <w:lastRenderedPageBreak/>
-              <w:t>{{family</w:t>
-            </w:r>
-            <w:r>
-              <w:rPr>
-                <w:rFonts w:ascii="標楷體" w:eastAsia="標楷體" w:hAnsi="標楷體" w:cs="標楷體"/>
-                <w:sz w:val="28"/>
-                <w:szCs w:val="28"/>
-              </w:rPr>
-              <w:lastRenderedPageBreak/>
-              <w:t>_26_name}}</w:t>
+              <w:t>{{family_26_name}}</w:t>
             </w:r>
           </w:p>
         </w:tc>
@@ -5799,17 +5669,7 @@
                 <w:sz w:val="28"/>
                 <w:szCs w:val="28"/>
               </w:rPr>
-              <w:lastRenderedPageBreak/>
-              <w:t xml:space="preserve">農: </w:t>
-            </w:r>
-            <w:r>
-              <w:rPr>
-                <w:rFonts w:ascii="標楷體" w:eastAsia="標楷體" w:hAnsi="標楷體" w:cs="標楷體" w:hint="eastAsia"/>
-                <w:sz w:val="28"/>
-                <w:szCs w:val="28"/>
-              </w:rPr>
-              <w:lastRenderedPageBreak/>
-              <w:t>{{family_26_lunar}}</w:t>
+              <w:t>農: {{family_26_lunar}}</w:t>
             </w:r>
           </w:p>
         </w:tc>
@@ -5833,17 +5693,7 @@
                 <w:sz w:val="28"/>
                 <w:szCs w:val="28"/>
               </w:rPr>
-              <w:lastRenderedPageBreak/>
-              <w:t>{{fam</w:t>
-            </w:r>
-            <w:r>
-              <w:rPr>
-                <w:rFonts w:ascii="標楷體" w:eastAsia="標楷體" w:hAnsi="標楷體" w:cs="標楷體"/>
-                <w:sz w:val="28"/>
-                <w:szCs w:val="28"/>
-              </w:rPr>
-              <w:lastRenderedPageBreak/>
-              <w:t>ily_26_fate}}</w:t>
+              <w:t>{{family_26_fate}}</w:t>
             </w:r>
           </w:p>
         </w:tc>
